--- a/📝文章/20260829/三场豪门热度扫描_巴黎米兰曼城_头条版.docx
+++ b/📝文章/20260829/三场豪门热度扫描_巴黎米兰曼城_头条版.docx
@@ -71,7 +71,7 @@
           <w:b w:val="0"/>
           <w:sz w:val="21"/>
         </w:rPr>
-        <w:t>很多人看到巴黎、米兰、曼城三支豪门，以为这是三场稳赢的收割局。但后台模型跑完，三场里没有一场是“名字即答案”：巴黎 57% 的客胜定价，模型只给 27%（里尔 41% 反而是第一）；米兰 68% 的主胜定价，模型只给 32%（升班马样本失真，模型降权，但 68% 也确实全靠 H2H 四连零封撑着）；曼城 59.8% 的客胜定价，模型给 59%——唯一吻合的一场。三场的价值点分三种：里尔这场在受让一球（模型 72.6% 不败 vs 市场 42.4%，本批最强信号）；米兰这场在净胜两球的价格水分（市场 44% vs 模型 13%）；曼城这场没有认知差，只有大球共识（58% vs 60%）。说白了，豪门的价格里，一半是名字，一半才是状态。</w:t>
+        <w:t>很多人看到巴黎、米兰、曼城三支豪门，以为这是三场手拿把攥的收割局。但后台模型跑完，三场里没有一场是“名字即答案”：巴黎 57% 的客胜定价，模型只给 27%（里尔 41% 反而是第一）；米兰 68% 的主胜定价，模型只给 32%（升班马样本失真，模型降权，但 68% 也确实全靠 H2H 四连零封撑着）；曼城 59.8% 的客胜定价，模型给 59%，唯一吻合的一场。三场的价值点分三种：里尔这场在受让一球（模型 72.6% 不败 vs 市场 42.4%，本批最强信号）；米兰这场在净胜两球的价格水分（市场 44% vs 模型 13%）；曼城这场没有认知差，只有大球共识（58% vs 60%）。说白了，豪门的价格里，一半是名字，一半才是状态。</w:t>
       </w:r>
     </w:p>
     <w:p>
@@ -111,7 +111,7 @@
           <w:b w:val="0"/>
           <w:sz w:val="21"/>
         </w:rPr>
-        <w:t>⚔️ 战意：里尔主场首秀冲联赛两连胜（首轮客 2:0 零封昂热，吉鲁 1 球 1 助）；巴黎卫冕冠军开季不能连败（法超杯已丢，联赛再丢就是三线崩）。里尔近 10 次交锋 0 胜 2 平 8 负，心理劣势实打实——但那是“名字”层面的劣势，状态层面完全倒挂。</w:t>
+        <w:t>⚔️ 战意：里尔主场首秀冲联赛两连胜（首轮客 2:0 零封昂热，吉鲁 1 球 1 助）；巴黎卫冕冠军开季不能连败（法超杯已丢，联赛再丢就是三线崩）。里尔近 10 次交锋 0 胜 2 平 8 负，心理劣势实打实，但那是“名字”层面的劣势，状态层面完全倒挂。</w:t>
       </w:r>
     </w:p>
     <w:p>
@@ -470,7 +470,7 @@
           <w:b w:val="0"/>
           <w:sz w:val="21"/>
         </w:rPr>
-        <w:t>💰 信号：市场的 57% 押的是巴黎的名字 + 近 10 次交锋 8 胜的统治史；模型的 27% 押的是状态——巴黎近 10 场进 11 失 12，进攻全靠替补托雷斯的双响（首轮落后时上场救主），后卫门德斯还停赛。真正干净的不是方向，是受让一球：模型给里尔 72.6% 不败，市场只给 42.4%；巴黎想净胜两球，模型只给 9.6%，市场却给了 32.6%——这个差价是结构性的。进球数分歧同样尖锐：模型 34% vs 市场六成大球，交锋历史场均 4.4 球，但两队当前场均合计才 2.7 球。</w:t>
+        <w:t>💰 信号：市场的 57% 押的是巴黎的名字 + 近 10 次交锋 8 胜的统治史；模型的 27% 押的是状态：巴黎近 10 场进 11 失 12，进攻全靠替补托雷斯的双响（首轮落后时上场救主），后卫门德斯还停赛。真正干净的不是方向，是受让一球：模型给里尔 72.6% 不败，市场只给 42.4%；巴黎想净胜两球，模型只给 9.6%，市场却给了 32.6%，这个差价是结构性的。进球数分歧同样尖锐：模型 34% vs 市场六成大球，交锋历史场均 4.4 球，但两队当前场均合计才 2.7 球。</w:t>
       </w:r>
     </w:p>
     <w:p>
@@ -483,7 +483,7 @@
           <w:b w:val="0"/>
           <w:sz w:val="21"/>
         </w:rPr>
-        <w:t>🌍 外部视角：综合数据倾向——法甲媒体传统叙事“巴黎客战里尔 10 次赢 8 次”，但开季两队状态完全倒挂，本场是典型的“历史碾压 vs 当下现实”。</w:t>
+        <w:t>🌍 外部视角：综合数据倾向：法甲媒体传统叙事“巴黎客战里尔 10 次赢 8 次”，但开季两队状态完全倒挂，本场是典型的“历史碾压 vs 当下现实”。</w:t>
       </w:r>
     </w:p>
     <w:p>
@@ -524,7 +524,7 @@
           <w:b w:val="0"/>
           <w:sz w:val="21"/>
         </w:rPr>
-        <w:t>很多人看到米兰 68% 的主胜定价，以为稳了。但拆开近 10 场：3 胜 3 平 4 负、上季末联赛 1 胜 1 平 3 负、首轮半场 0:0 靠替补拉比奥才 2:1 拿下都灵——这支米兰的稳，是 H2H 给的，不是状态给的。</w:t>
+        <w:t>很多人看到米兰 68% 的主胜定价，以为稳了。但拆开近 10 场：3 胜 3 平 4 负、上季末联赛 1 胜 1 平 3 负、首轮半场 0:0 靠替补拉比奥才 2:1 拿下都灵。这支米兰的稳，是 H2H 给的，不是状态给的。</w:t>
       </w:r>
     </w:p>
     <w:p>
@@ -885,7 +885,7 @@
           <w:color w:val="9E9E9E"/>
           <w:sz w:val="17"/>
         </w:rPr>
-        <w:t>*威尼斯近 10 场 29 个进球里，七成来自意乙和热身（对意丙 8:0），模型对升班马的状态样本失真，已整体降权不作方向主张。但反向看：米兰 68% 的定价，也全靠 H2H 近 4 次对威尼斯 4 连零封（4:0/2:0/3:0/2:0）撑着——上季末那个 1 胜 1 平 3 负的米兰，凭什么值 68%？</w:t>
+        <w:t>*威尼斯近 10 场 29 个进球里，七成来自意乙和热身（对意丙 8:0），模型对升班马的状态样本失真，已整体降权不作方向主张。但反向看：米兰 68% 的定价，也全靠 H2H 近 4 次对威尼斯 4 连零封（4:0/2:0/3:0/2:0）撑着：上季末那个 1 胜 1 平 3 负的米兰，凭什么值 68%？</w:t>
       </w:r>
     </w:p>
     <w:p>
@@ -898,7 +898,7 @@
           <w:b w:val="0"/>
           <w:sz w:val="21"/>
         </w:rPr>
-        <w:t>💰 信号：68% 的价里，水分最大的是净胜两球那 44%：要么 H2H 惯性兑现（打威尼斯从不小胜），要么 1:0/2:1 走盘收场——走盘概率 25.7% 是结构性的，追满净胜两球的风险就在这里。进球数市场给 56% 偏大，H2H 场均 2.75-4 球支持大球侧。</w:t>
+        <w:t>💰 信号：68% 的价里，水分最大的是净胜两球那 44%：要么 H2H 惯性兑现（打威尼斯从不小胜），要么 1:0/2:1 走盘收场，走盘概率 25.7% 是结构性的，追满净胜两球的风险就在这里。进球数市场给 56% 偏大，H2H 场均 2.75-4 球支持大球侧。</w:t>
       </w:r>
     </w:p>
     <w:p>
@@ -911,7 +911,7 @@
           <w:b w:val="0"/>
           <w:sz w:val="21"/>
         </w:rPr>
-        <w:t>🌍 外部视角：综合数据倾向——强弱分明叙事 vs 两队首轮半场双双 0:0 哑火（米兰对都灵、威尼斯对莱切都是半场交白卷），慢热对慢热。</w:t>
+        <w:t>🌍 外部视角：综合数据倾向：强弱分明叙事 vs 两队首轮半场双双 0:0 哑火（米兰对都灵、威尼斯对莱切都是半场交白卷），慢热对慢热。</w:t>
       </w:r>
     </w:p>
     <w:p>
@@ -1324,7 +1324,7 @@
           <w:b w:val="0"/>
           <w:sz w:val="21"/>
         </w:rPr>
-        <w:t>💰 信号：这场没有认知差——方向、受让、比分三个维度全在 2 个百分点以内，市场已经把这场的价格定得很死。但共识本身也是信号：大球是三方一致的（交锋场均 3.5 球、7/10 场次 ≥3 球；曼城首轮 2:1 的两个进球全来自后卫格瓦迪奥尔和格伊，无锋打法后插上频繁；水晶宫主场 6 胜 3 平 1 负进攻活跃）。净胜两球 35.5% 对直胜 59.8% 的裂口还在，但市场已定价，没有便宜可占。</w:t>
+        <w:t>💰 信号：这场没有认知差：方向、受让、比分三个维度全在 2 个百分点以内，市场已经把这场的价格定得很死。但共识本身也是信号：大球是三方一致的（交锋场均 3.5 球、7/10 场次 ≥3 球；曼城首轮 2:1 的两个进球全来自后卫格瓦迪奥尔和格伊，无锋打法后插上频繁；水晶宫主场 6 胜 3 平 1 负进攻活跃）。净胜两球 35.5% 对直胜 59.8% 的裂口还在，但市场已定价，没有便宜可占。</w:t>
       </w:r>
     </w:p>
     <w:p>
@@ -1337,7 +1337,7 @@
           <w:b w:val="0"/>
           <w:sz w:val="21"/>
         </w:rPr>
-        <w:t>🌍 外部视角：综合数据倾向——技术压制 vs 身体对抗的经典剧本，水晶宫杯赛冠军属性是本场最大心理变量。</w:t>
+        <w:t>🌍 外部视角：综合数据倾向：技术压制 vs 身体对抗的经典剧本，水晶宫杯赛冠军属性是本场最大心理变量。</w:t>
       </w:r>
     </w:p>
     <w:p>
@@ -1516,7 +1516,7 @@
                 <w:b/>
                 <w:sz w:val="19"/>
               </w:rPr>
-              <w:t>里尔+1 不败 72.6% vs 42.4%——本批最强受让信号</w:t>
+              <w:t>里尔+1 不败 72.6% vs 42.4%（本批最强受让信号）</w:t>
             </w:r>
           </w:p>
         </w:tc>
@@ -1680,7 +1680,7 @@
           <w:b/>
           <w:sz w:val="21"/>
         </w:rPr>
-        <w:t>三场共同规律：巴黎、米兰、曼城开季集体慢热——巴黎近 5 场 1 胜 2 平 2 负、米兰上季末 1 胜 1 平 3 负、曼城社区盾 0:3 惨败。市场还在为“名字”定价，状态全在打折扣。难说哪场会翻。但受让与门槛的差价是结构性的，这就是本批三个最有用的数字：72.6%、25.7%、58%。</w:t>
+        <w:t>三场共同规律：巴黎、米兰、曼城开季集体慢热：巴黎近 5 场 1 胜 2 平 2 负、米兰上季末 1 胜 1 平 3 负、曼城社区盾 0:3 惨败。市场还在为“名字”定价，状态全在打折扣。难说哪场会翻。但受让与门槛的差价是结构性的，这就是本批三个最有用的数字：72.6%、25.7%、58%。</w:t>
       </w:r>
     </w:p>
     <w:p>
